--- a/Beumer/Personendaten_Falk.docx
+++ b/Beumer/Personendaten_Falk.docx
@@ -3,49 +3,83 @@
 <w:document xmlns:wpc="http://schemas.microsoft.com/office/word/2010/wordprocessingCanvas" xmlns:cx="http://schemas.microsoft.com/office/drawing/2014/chartex" xmlns:cx1="http://schemas.microsoft.com/office/drawing/2015/9/8/chartex" xmlns:cx2="http://schemas.microsoft.com/office/drawing/2015/10/21/chartex" xmlns:cx3="http://schemas.microsoft.com/office/drawing/2016/5/9/chartex" xmlns:cx4="http://schemas.microsoft.com/office/drawing/2016/5/10/chartex" xmlns:cx5="http://schemas.microsoft.com/office/drawing/2016/5/11/chartex" xmlns:cx6="http://schemas.microsoft.com/office/drawing/2016/5/12/chartex" xmlns:cx7="http://schemas.microsoft.com/office/drawing/2016/5/13/chartex" xmlns:cx8="http://schemas.microsoft.com/office/drawing/2016/5/14/chartex" xmlns:mc="http://schemas.openxmlformats.org/markup-compatibility/2006" xmlns:aink="http://schemas.microsoft.com/office/drawing/2016/ink" xmlns:am3d="http://schemas.microsoft.com/office/drawing/2017/model3d" xmlns:o="urn:schemas-microsoft-com:office:office" xmlns:oel="http://schemas.microsoft.com/office/2019/extlst" xmlns:r="http://schemas.openxmlformats.org/officeDocument/2006/relationships" xmlns:m="http://schemas.openxmlformats.org/officeDocument/2006/math" xmlns:v="urn:schemas-microsoft-com:vml" xmlns:wp14="http://schemas.microsoft.com/office/word/2010/wordprocessingDrawing" xmlns:wp="http://schemas.openxmlformats.org/drawingml/2006/wordprocessingDrawing" xmlns:w10="urn:schemas-microsoft-com:office:word" xmlns:w="http://schemas.openxmlformats.org/wordprocessingml/2006/main" xmlns:w14="http://schemas.microsoft.com/office/word/2010/wordml" xmlns:w15="http://schemas.microsoft.com/office/word/2012/wordml" xmlns:w16cex="http://schemas.microsoft.com/office/word/2018/wordml/cex" xmlns:w16cid="http://schemas.microsoft.com/office/word/2016/wordml/cid" xmlns:w16="http://schemas.microsoft.com/office/word/2018/wordml" xmlns:w16du="http://schemas.microsoft.com/office/word/2023/wordml/word16du" xmlns:w16sdtdh="http://schemas.microsoft.com/office/word/2020/wordml/sdtdatahash" xmlns:w16sdtfl="http://schemas.microsoft.com/office/word/2024/wordml/sdtformatlock" xmlns:w16se="http://schemas.microsoft.com/office/word/2015/wordml/symex" xmlns:wpg="http://schemas.microsoft.com/office/word/2010/wordprocessingGroup" xmlns:wpi="http://schemas.microsoft.com/office/word/2010/wordprocessingInk" xmlns:wne="http://schemas.microsoft.com/office/word/2006/wordml" xmlns:wps="http://schemas.microsoft.com/office/word/2010/wordprocessingShape" mc:Ignorable="w14 w15 w16se w16cid w16 w16cex w16sdtdh w16sdtfl w16du wp14">
   <w:body>
     <w:p>
-      <w:r>
-        <w:t xml:space="preserve">Vorname: </w:t>
-      </w:r>
+      <w:pPr>
+        <w:rPr>
+          <w:b/>
+          <w:bCs/>
+          <w:sz w:val="52"/>
+          <w:szCs w:val="52"/>
+        </w:rPr>
+      </w:pPr>
       <w:sdt>
         <w:sdtPr>
+          <w:rPr>
+            <w:b/>
+            <w:bCs/>
+            <w:sz w:val="52"/>
+            <w:szCs w:val="52"/>
+          </w:rPr>
           <w:alias w:val="Vorname"/>
           <w:tag w:val="Vorname"/>
           <w:id w:val="1370500808"/>
           <w:placeholder>
-            <w:docPart w:val="BB0733C0F6FB4CA3A76486FEC3037BEA"/>
+            <w:docPart w:val="E2B9B5A4DC06429B9F60034BB6DCB504"/>
           </w:placeholder>
           <w:text/>
         </w:sdtPr>
         <w:sdtEndPr/>
         <w:sdtContent>
           <w:r>
+            <w:rPr>
+              <w:b/>
+              <w:bCs/>
+              <w:sz w:val="52"/>
+              <w:szCs w:val="52"/>
+            </w:rPr>
             <w:t>Falk</w:t>
           </w:r>
         </w:sdtContent>
       </w:sdt>
     </w:p>
     <w:p>
-      <w:r>
-        <w:t>Nachname:</w:t>
-      </w:r>
       <w:sdt>
         <w:sdtPr>
           <w:alias w:val="Nachname"/>
           <w:tag w:val="Nachname"/>
           <w:id w:val="-549849422"/>
           <w:placeholder>
-            <w:docPart w:val="5B564FCFDC984926AADE6A081489B585"/>
+            <w:docPart w:val="654BCC94184541E2823515492E4AD4C8"/>
           </w:placeholder>
           <w:text/>
         </w:sdtPr>
         <w:sdtEndPr/>
         <w:sdtContent>
           <w:r>
-            <w:t>Mustermann</w:t>
+            <w:t>Liebezeit</w:t>
           </w:r>
         </w:sdtContent>
       </w:sdt>
     </w:p>
+    <w:p/>
+    <w:sdt>
+      <w:sdtPr>
+        <w:alias w:val="Username"/>
+        <w:tag w:val="Username"/>
+        <w:id w:val="1949426928"/>
+        <w:placeholder>
+          <w:docPart w:val="15FAB76DDB394FF18591DFEC4F43AA7F"/>
+        </w:placeholder>
+        <w:text/>
+      </w:sdtPr>
+      <w:sdtEndPr/>
+      <w:sdtContent>
+        <w:p>
+          <w:r>
+            <w:t>FLiebezeit</w:t>
+          </w:r>
+        </w:p>
+      </w:sdtContent>
+    </w:sdt>
     <w:sectPr>
       <w:pgSz w:w="11906" w:h="16838"/>
       <w:pgMar w:top="1417" w:right="1417" w:bottom="1134" w:left="1417" w:header="708" w:footer="708" w:gutter="0"/>
@@ -991,7 +1025,7 @@
   <w:docParts>
     <w:docPart>
       <w:docPartPr>
-        <w:name w:val="BB0733C0F6FB4CA3A76486FEC3037BEA"/>
+        <w:name w:val="E2B9B5A4DC06429B9F60034BB6DCB504"/>
         <w:category>
           <w:name w:val="Allgemein"/>
           <w:gallery w:val="placeholder"/>
@@ -1002,12 +1036,12 @@
         <w:behaviors>
           <w:behavior w:val="content"/>
         </w:behaviors>
-        <w:guid w:val="{9D8D5BE6-1353-4BDA-8F85-29C1DF558B77}"/>
+        <w:guid w:val="{F2666E32-3C35-4F0B-8B88-87A5AFE1FD2D}"/>
       </w:docPartPr>
       <w:docPartBody>
         <w:p>
           <w:pPr>
-            <w:pStyle w:val="BB0733C0F6FB4CA3A76486FEC3037BEA"/>
+            <w:pStyle w:val="E2B9B5A4DC06429B9F60034BB6DCB504"/>
           </w:pPr>
           <w:r>
             <w:rPr>
@@ -1020,7 +1054,7 @@
     </w:docPart>
     <w:docPart>
       <w:docPartPr>
-        <w:name w:val="5B564FCFDC984926AADE6A081489B585"/>
+        <w:name w:val="654BCC94184541E2823515492E4AD4C8"/>
         <w:category>
           <w:name w:val="Allgemein"/>
           <w:gallery w:val="placeholder"/>
@@ -1031,12 +1065,41 @@
         <w:behaviors>
           <w:behavior w:val="content"/>
         </w:behaviors>
-        <w:guid w:val="{22A07AFC-96DF-4336-AE7E-7F4C131214AA}"/>
+        <w:guid w:val="{EB7C4F6D-C33C-4809-B1E3-69BA26DF5E24}"/>
       </w:docPartPr>
       <w:docPartBody>
         <w:p>
           <w:pPr>
-            <w:pStyle w:val="5B564FCFDC984926AADE6A081489B585"/>
+            <w:pStyle w:val="654BCC94184541E2823515492E4AD4C8"/>
+          </w:pPr>
+          <w:r>
+            <w:rPr>
+              <w:rStyle w:val="Platzhaltertext"/>
+            </w:rPr>
+            <w:t>Klicken oder tippen Sie hier, um Text einzugeben.</w:t>
+          </w:r>
+        </w:p>
+      </w:docPartBody>
+    </w:docPart>
+    <w:docPart>
+      <w:docPartPr>
+        <w:name w:val="15FAB76DDB394FF18591DFEC4F43AA7F"/>
+        <w:category>
+          <w:name w:val="Allgemein"/>
+          <w:gallery w:val="placeholder"/>
+        </w:category>
+        <w:types>
+          <w:type w:val="bbPlcHdr"/>
+        </w:types>
+        <w:behaviors>
+          <w:behavior w:val="content"/>
+        </w:behaviors>
+        <w:guid w:val="{3BBB4CA9-25C1-40D2-93DE-D53158BF1AD1}"/>
+      </w:docPartPr>
+      <w:docPartBody>
+        <w:p>
+          <w:pPr>
+            <w:pStyle w:val="15FAB76DDB394FF18591DFEC4F43AA7F"/>
           </w:pPr>
           <w:r>
             <w:rPr>
@@ -1091,9 +1154,9 @@
     <w:compatSetting w:name="useWord2013TrackBottomHyphenation" w:uri="http://schemas.microsoft.com/office/word" w:val="0"/>
   </w:compat>
   <w:rsids>
-    <w:rsidRoot w:val="000A61E4"/>
-    <w:rsid w:val="000A61E4"/>
-    <w:rsid w:val="00981D99"/>
+    <w:rsidRoot w:val="0090478F"/>
+    <w:rsid w:val="001E6C23"/>
+    <w:rsid w:val="0090478F"/>
   </w:rsids>
   <m:mathPr>
     <m:mathFont m:val="Cambria Math"/>
@@ -1553,11 +1616,14 @@
       <w:color w:val="666666"/>
     </w:rPr>
   </w:style>
-  <w:style w:type="paragraph" w:customStyle="1" w:styleId="BB0733C0F6FB4CA3A76486FEC3037BEA">
-    <w:name w:val="BB0733C0F6FB4CA3A76486FEC3037BEA"/>
-  </w:style>
-  <w:style w:type="paragraph" w:customStyle="1" w:styleId="5B564FCFDC984926AADE6A081489B585">
-    <w:name w:val="5B564FCFDC984926AADE6A081489B585"/>
+  <w:style w:type="paragraph" w:customStyle="1" w:styleId="E2B9B5A4DC06429B9F60034BB6DCB504">
+    <w:name w:val="E2B9B5A4DC06429B9F60034BB6DCB504"/>
+  </w:style>
+  <w:style w:type="paragraph" w:customStyle="1" w:styleId="654BCC94184541E2823515492E4AD4C8">
+    <w:name w:val="654BCC94184541E2823515492E4AD4C8"/>
+  </w:style>
+  <w:style w:type="paragraph" w:customStyle="1" w:styleId="15FAB76DDB394FF18591DFEC4F43AA7F">
+    <w:name w:val="15FAB76DDB394FF18591DFEC4F43AA7F"/>
   </w:style>
 </w:styles>
 </file>
